--- a/VASPilot_详细使用手册.docx
+++ b/VASPilot_详细使用手册.docx
@@ -134,7 +134,7 @@
           <w:color w:val="5F6B76"/>
           <w:sz w:val="20"/>
         </w:rPr>
-        <w:t>编制日期：2026-09-01</w:t>
+        <w:t>编制日期：2026-09-02</w:t>
       </w:r>
     </w:p>
     <w:p>
